--- a/worlds/ondina-vasquell/phase-3-build-task-artifacts/platform/task7/current/quality_abstraction_worksheet_06042026.docx
+++ b/worlds/ondina-vasquell/phase-3-build-task-artifacts/platform/task7/current/quality_abstraction_worksheet_06042026.docx
@@ -472,7 +472,7 @@
           <w:color w:val="232830"/>
           <w:sz w:val="18"/>
         </w:rPr>
-        <w:t>Marisol Everet, MD</w:t>
+        <w:t>Lillian Everet, MD</w:t>
       </w:r>
     </w:p>
     <w:p>

--- a/worlds/ondina-vasquell/phase-3-build-task-artifacts/platform/task7/current/quality_abstraction_worksheet_06042026.docx
+++ b/worlds/ondina-vasquell/phase-3-build-task-artifacts/platform/task7/current/quality_abstraction_worksheet_06042026.docx
@@ -550,7 +550,7 @@
           <w:color w:val="232830"/>
           <w:sz w:val="19"/>
         </w:rPr>
-        <w:t>Complete each field by entering the value found, marking the exclusion, or marking undetermined. Use only documentation in the record.</w:t>
+        <w:t>Measurement period: 01/01/2026 through 06/04/2026. Complete each field by entering the value found, marking the exclusion, or marking undetermined. Use only documentation in the record; a result must be dated within the measurement period to be credited.</w:t>
       </w:r>
     </w:p>
     <w:p>

--- a/worlds/ondina-vasquell/phase-3-build-task-artifacts/platform/task7/current/quality_abstraction_worksheet_06042026.docx
+++ b/worlds/ondina-vasquell/phase-3-build-task-artifacts/platform/task7/current/quality_abstraction_worksheet_06042026.docx
@@ -300,7 +300,7 @@
           <w:color w:val="5E6670"/>
           <w:sz w:val="16"/>
         </w:rPr>
-        <w:t>Author: Quality Department | Date: 06/04/2026 | Status: For abstraction | RE: Ondina Vasquell | MRN OV-3358104 | CSN-308852140</w:t>
+        <w:t>Author: Quality Department | Date: 06/04/2026 | Status: Preliminary abstraction for physician sign-off | RE: Ondina Vasquell | MRN OV-3358104 | CSN-308852140</w:t>
       </w:r>
     </w:p>
     <w:p>
@@ -550,7 +550,7 @@
           <w:color w:val="232830"/>
           <w:sz w:val="19"/>
         </w:rPr>
-        <w:t>Measurement period: 01/01/2026 through 06/04/2026. Complete each field by entering the value found, marking the exclusion, or marking undetermined. Use only documentation in the record; a result must be dated within the measurement period to be credited.</w:t>
+        <w:t>Measurement period: 01/01/2026 through 06/04/2026. Preliminary values below are routed for attending physician review before final sign-off. Use only documentation in the record; a result must be dated within the measurement period to be credited.</w:t>
       </w:r>
     </w:p>
     <w:p>
@@ -568,7 +568,7 @@
           <w:color w:val="4472C4"/>
           <w:sz w:val="20"/>
         </w:rPr>
-        <w:t>MEASURE FIELDS</w:t>
+        <w:t>PRELIMINARY MEASURE ABSTRACTION</w:t>
       </w:r>
     </w:p>
     <w:tbl>
@@ -621,7 +621,7 @@
                 <w:color w:val="FFFFFF"/>
                 <w:sz w:val="16"/>
               </w:rPr>
-              <w:t>Value / Exclusion / Undetermined</w:t>
+              <w:t>Quality preliminary abstraction</w:t>
             </w:r>
           </w:p>
         </w:tc>
@@ -657,7 +657,7 @@
                 <w:color w:val="232830"/>
                 <w:sz w:val="16"/>
               </w:rPr>
-              <w:t>To be abstracted</w:t>
+              <w:t>8.6 percent on 04/30/2026. Glycemic control numerator met. Source: outpatient primary care summary dated 04/30/2026.</w:t>
             </w:r>
           </w:p>
         </w:tc>
@@ -695,7 +695,7 @@
                 <w:color w:val="232830"/>
                 <w:sz w:val="16"/>
               </w:rPr>
-              <w:t>To be abstracted</w:t>
+              <w:t>Met. Dilated diabetic eye exam completed 03/15/2026; mild non-proliferative diabetic retinopathy both eyes.</w:t>
             </w:r>
           </w:p>
         </w:tc>
@@ -731,7 +731,7 @@
                 <w:color w:val="232830"/>
                 <w:sz w:val="16"/>
               </w:rPr>
-              <w:t>To be abstracted</w:t>
+              <w:t>Met. Diabetic foot exam documented 05/16/2026 with reduced protective sensation.</w:t>
             </w:r>
           </w:p>
         </w:tc>
@@ -769,7 +769,7 @@
                 <w:color w:val="232830"/>
                 <w:sz w:val="16"/>
               </w:rPr>
-              <w:t>To be abstracted</w:t>
+              <w:t>Met. Chronic kidney disease stage 3b documented; ACE inhibitor on home medication list. No urine albumin-creatinine result found.</w:t>
             </w:r>
           </w:p>
         </w:tc>
@@ -805,7 +805,7 @@
                 <w:color w:val="232830"/>
                 <w:sz w:val="16"/>
               </w:rPr>
-              <w:t>To be abstracted</w:t>
+              <w:t>134/76 on 05/21/2026.</w:t>
             </w:r>
           </w:p>
         </w:tc>
@@ -821,7 +821,7 @@
           <w:color w:val="232830"/>
           <w:sz w:val="19"/>
         </w:rPr>
-        <w:t>Enter findings from the record. Where the record does not support a field, mark it undetermined rather than inferring.</w:t>
+        <w:t>Attending review requested for final sign-off. Correct any field that the record does not support.</w:t>
       </w:r>
     </w:p>
     <w:p>
@@ -839,7 +839,7 @@
           <w:color w:val="5E6670"/>
           <w:sz w:val="18"/>
         </w:rPr>
-        <w:t>Quality Department - abstraction pending</w:t>
+        <w:t>Quality Department - preliminary abstraction routed for attending sign-off</w:t>
       </w:r>
     </w:p>
     <w:sectPr>
